--- a/backend/documents/templates/docx/work_plan_template.docx
+++ b/backend/documents/templates/docx/work_plan_template.docx
@@ -1299,9 +1299,9 @@
       <w:tblGrid>
         <w:gridCol w:w="250"/>
         <w:gridCol w:w="2750"/>
+        <w:gridCol w:w="600"/>
         <w:gridCol w:w="450"/>
-        <w:gridCol w:w="550"/>
-        <w:gridCol w:w="1000"/>
+        <w:gridCol w:w="950"/>
       </w:tblGrid>
       <w:tr>
         <w:trPr>
@@ -1351,7 +1351,7 @@
         </w:tc>
         <w:tc>
           <w:tcPr>
-            <w:tcW w:type="pct" w:w="450"/>
+            <w:tcW w:type="pct" w:w="600"/>
           </w:tcPr>
           <w:p>
             <w:pPr>
@@ -1372,7 +1372,7 @@
         </w:tc>
         <w:tc>
           <w:tcPr>
-            <w:tcW w:type="pct" w:w="550"/>
+            <w:tcW w:type="pct" w:w="450"/>
           </w:tcPr>
           <w:p>
             <w:pPr>
@@ -1393,7 +1393,7 @@
         </w:tc>
         <w:tc>
           <w:tcPr>
-            <w:tcW w:type="pct" w:w="1000"/>
+            <w:tcW w:type="pct" w:w="950"/>
           </w:tcPr>
           <w:p>
             <w:pPr>
@@ -1461,7 +1461,7 @@
         </w:tc>
         <w:tc>
           <w:tcPr>
-            <w:tcW w:type="pct" w:w="450"/>
+            <w:tcW w:type="pct" w:w="600"/>
           </w:tcPr>
           <w:p>
             <w:pPr>
@@ -1482,7 +1482,7 @@
         </w:tc>
         <w:tc>
           <w:tcPr>
-            <w:tcW w:type="pct" w:w="550"/>
+            <w:tcW w:type="pct" w:w="450"/>
           </w:tcPr>
           <w:p>
             <w:pPr>
@@ -1503,7 +1503,7 @@
         </w:tc>
         <w:tc>
           <w:tcPr>
-            <w:tcW w:type="pct" w:w="1000"/>
+            <w:tcW w:type="pct" w:w="950"/>
           </w:tcPr>
           <w:p>
             <w:pPr>
@@ -1567,7 +1567,7 @@
         </w:tc>
         <w:tc>
           <w:tcPr>
-            <w:tcW w:type="pct" w:w="450"/>
+            <w:tcW w:type="pct" w:w="600"/>
           </w:tcPr>
           <w:p>
             <w:pPr>
@@ -1588,7 +1588,7 @@
         </w:tc>
         <w:tc>
           <w:tcPr>
-            <w:tcW w:type="pct" w:w="550"/>
+            <w:tcW w:type="pct" w:w="450"/>
           </w:tcPr>
           <w:p>
             <w:pPr>
@@ -1609,7 +1609,7 @@
         </w:tc>
         <w:tc>
           <w:tcPr>
-            <w:tcW w:type="pct" w:w="1000"/>
+            <w:tcW w:type="pct" w:w="950"/>
           </w:tcPr>
           <w:p>
             <w:pPr>
@@ -1672,7 +1672,7 @@
         </w:tc>
         <w:tc>
           <w:tcPr>
-            <w:tcW w:type="pct" w:w="450"/>
+            <w:tcW w:type="pct" w:w="600"/>
           </w:tcPr>
           <w:p>
             <w:pPr>
@@ -1693,7 +1693,7 @@
         </w:tc>
         <w:tc>
           <w:tcPr>
-            <w:tcW w:type="pct" w:w="550"/>
+            <w:tcW w:type="pct" w:w="450"/>
           </w:tcPr>
           <w:p>
             <w:pPr>
@@ -1714,7 +1714,7 @@
         </w:tc>
         <w:tc>
           <w:tcPr>
-            <w:tcW w:type="pct" w:w="1000"/>
+            <w:tcW w:type="pct" w:w="950"/>
           </w:tcPr>
           <w:p>
             <w:pPr>
@@ -1777,7 +1777,7 @@
         </w:tc>
         <w:tc>
           <w:tcPr>
-            <w:tcW w:type="pct" w:w="450"/>
+            <w:tcW w:type="pct" w:w="600"/>
           </w:tcPr>
           <w:p>
             <w:pPr>
@@ -1798,7 +1798,7 @@
         </w:tc>
         <w:tc>
           <w:tcPr>
-            <w:tcW w:type="pct" w:w="550"/>
+            <w:tcW w:type="pct" w:w="450"/>
           </w:tcPr>
           <w:p>
             <w:pPr>
@@ -1819,7 +1819,7 @@
         </w:tc>
         <w:tc>
           <w:tcPr>
-            <w:tcW w:type="pct" w:w="1000"/>
+            <w:tcW w:type="pct" w:w="950"/>
           </w:tcPr>
           <w:p>
             <w:pPr>
@@ -1882,7 +1882,7 @@
         </w:tc>
         <w:tc>
           <w:tcPr>
-            <w:tcW w:type="pct" w:w="450"/>
+            <w:tcW w:type="pct" w:w="600"/>
           </w:tcPr>
           <w:p>
             <w:pPr>
@@ -1903,7 +1903,7 @@
         </w:tc>
         <w:tc>
           <w:tcPr>
-            <w:tcW w:type="pct" w:w="550"/>
+            <w:tcW w:type="pct" w:w="450"/>
           </w:tcPr>
           <w:p>
             <w:pPr>
@@ -1924,7 +1924,7 @@
         </w:tc>
         <w:tc>
           <w:tcPr>
-            <w:tcW w:type="pct" w:w="1000"/>
+            <w:tcW w:type="pct" w:w="950"/>
           </w:tcPr>
           <w:p>
             <w:pPr>
@@ -1987,7 +1987,7 @@
         </w:tc>
         <w:tc>
           <w:tcPr>
-            <w:tcW w:type="pct" w:w="450"/>
+            <w:tcW w:type="pct" w:w="600"/>
           </w:tcPr>
           <w:p>
             <w:pPr>
@@ -2008,7 +2008,7 @@
         </w:tc>
         <w:tc>
           <w:tcPr>
-            <w:tcW w:type="pct" w:w="550"/>
+            <w:tcW w:type="pct" w:w="450"/>
           </w:tcPr>
           <w:p>
             <w:pPr>
@@ -2029,7 +2029,7 @@
         </w:tc>
         <w:tc>
           <w:tcPr>
-            <w:tcW w:type="pct" w:w="1000"/>
+            <w:tcW w:type="pct" w:w="950"/>
           </w:tcPr>
           <w:p>
             <w:pPr>
@@ -2092,7 +2092,7 @@
         </w:tc>
         <w:tc>
           <w:tcPr>
-            <w:tcW w:type="pct" w:w="450"/>
+            <w:tcW w:type="pct" w:w="600"/>
           </w:tcPr>
           <w:p>
             <w:pPr>
@@ -2113,7 +2113,7 @@
         </w:tc>
         <w:tc>
           <w:tcPr>
-            <w:tcW w:type="pct" w:w="550"/>
+            <w:tcW w:type="pct" w:w="450"/>
           </w:tcPr>
           <w:p>
             <w:pPr>
@@ -2134,7 +2134,7 @@
         </w:tc>
         <w:tc>
           <w:tcPr>
-            <w:tcW w:type="pct" w:w="1000"/>
+            <w:tcW w:type="pct" w:w="950"/>
           </w:tcPr>
           <w:p>
             <w:pPr>
@@ -4752,7 +4752,7 @@
     </w:p>
     <w:sectPr>
       <w:pgSz w:w="12240" w:h="15840"/>
-      <w:pgMar w:top="850" w:right="850" w:bottom="850" w:left="1134" w:header="720" w:footer="720" w:gutter="0"/>
+      <w:pgMar w:top="850" w:right="567" w:bottom="850" w:left="1134" w:header="720" w:footer="720" w:gutter="0"/>
       <w:cols w:space="720"/>
       <w:docGrid w:linePitch="360"/>
     </w:sectPr>
